--- a/RMB Currency Shift Analysis 1.0.docx
+++ b/RMB Currency Shift Analysis 1.0.docx
@@ -1,6 +1,6 @@
 
 <file path=word/document.xml><?xml version="1.0" encoding="utf-8"?>
-<w:document xmlns:wpc="http://schemas.microsoft.com/office/word/2010/wordprocessingCanvas" xmlns:cx="http://schemas.microsoft.com/office/drawing/2014/chartex" xmlns:cx1="http://schemas.microsoft.com/office/drawing/2015/9/8/chartex" xmlns:cx2="http://schemas.microsoft.com/office/drawing/2015/10/21/chartex" xmlns:cx3="http://schemas.microsoft.com/office/drawing/2016/5/9/chartex" xmlns:cx4="http://schemas.microsoft.com/office/drawing/2016/5/10/chartex" xmlns:cx5="http://schemas.microsoft.com/office/drawing/2016/5/11/chartex" xmlns:cx6="http://schemas.microsoft.com/office/drawing/2016/5/12/chartex" xmlns:cx7="http://schemas.microsoft.com/office/drawing/2016/5/13/chartex" xmlns:cx8="http://schemas.microsoft.com/office/drawing/2016/5/14/chartex" xmlns:mc="http://schemas.openxmlformats.org/markup-compatibility/2006" xmlns:aink="http://schemas.microsoft.com/office/drawing/2016/ink" xmlns:am3d="http://schemas.microsoft.com/office/drawing/2017/model3d" xmlns:o="urn:schemas-microsoft-com:office:office" xmlns:oel="http://schemas.microsoft.com/office/2019/extlst" xmlns:r="http://schemas.openxmlformats.org/officeDocument/2006/relationships" xmlns:m="http://schemas.openxmlformats.org/officeDocument/2006/math" xmlns:v="urn:schemas-microsoft-com:vml" xmlns:wp14="http://schemas.microsoft.com/office/word/2010/wordprocessingDrawing" xmlns:wp="http://schemas.openxmlformats.org/drawingml/2006/wordprocessingDrawing" xmlns:w10="urn:schemas-microsoft-com:office:word" xmlns:w="http://schemas.openxmlformats.org/wordprocessingml/2006/main" xmlns:w14="http://schemas.microsoft.com/office/word/2010/wordml" xmlns:w15="http://schemas.microsoft.com/office/word/2012/wordml" xmlns:w16cex="http://schemas.microsoft.com/office/word/2018/wordml/cex" xmlns:w16cid="http://schemas.microsoft.com/office/word/2016/wordml/cid" xmlns:w16="http://schemas.microsoft.com/office/word/2018/wordml" xmlns:w16du="http://schemas.microsoft.com/office/word/2023/wordml/word16du" xmlns:w16sdtdh="http://schemas.microsoft.com/office/word/2020/wordml/sdtdatahash" xmlns:w16sdtfl="http://schemas.microsoft.com/office/word/2024/wordml/sdtformatlock" xmlns:w16se="http://schemas.microsoft.com/office/word/2015/wordml/symex" xmlns:wpg="http://schemas.microsoft.com/office/word/2010/wordprocessingGroup" xmlns:wpi="http://schemas.microsoft.com/office/word/2010/wordprocessingInk" xmlns:wne="http://schemas.microsoft.com/office/word/2006/wordml" xmlns:wps="http://schemas.microsoft.com/office/word/2010/wordprocessingShape" mc:Ignorable="w14 w15 w16se w16cid w16 w16cex w16sdtdh w16sdtfl w16du wp14">
+<w:document xmlns:wpc="http://schemas.microsoft.com/office/word/2010/wordprocessingCanvas" xmlns:cx="http://schemas.microsoft.com/office/drawing/2014/chartex" xmlns:cx1="http://schemas.microsoft.com/office/drawing/2015/9/8/chartex" xmlns:cx2="http://schemas.microsoft.com/office/drawing/2015/10/21/chartex" xmlns:cx3="http://schemas.microsoft.com/office/drawing/2016/5/9/chartex" xmlns:cx4="http://schemas.microsoft.com/office/drawing/2016/5/10/chartex" xmlns:cx5="http://schemas.microsoft.com/office/drawing/2016/5/11/chartex" xmlns:cx6="http://schemas.microsoft.com/office/drawing/2016/5/12/chartex" xmlns:cx7="http://schemas.microsoft.com/office/drawing/2016/5/13/chartex" xmlns:cx8="http://schemas.microsoft.com/office/drawing/2016/5/14/chartex" xmlns:mc="http://schemas.openxmlformats.org/markup-compatibility/2006" xmlns:aink="http://schemas.microsoft.com/office/drawing/2016/ink" xmlns:am3d="http://schemas.microsoft.com/office/drawing/2017/model3d" xmlns:o="urn:schemas-microsoft-com:office:office" xmlns:oel="http://schemas.microsoft.com/office/2019/extlst" xmlns:r="http://schemas.openxmlformats.org/officeDocument/2006/relationships" xmlns:m="http://schemas.openxmlformats.org/officeDocument/2006/math" xmlns:v="urn:schemas-microsoft-com:vml" xmlns:wp14="http://schemas.microsoft.com/office/word/2010/wordprocessingDrawing" xmlns:wp="http://schemas.openxmlformats.org/drawingml/2006/wordprocessingDrawing" xmlns:w10="urn:schemas-microsoft-com:office:word" xmlns:w="http://schemas.openxmlformats.org/wordprocessingml/2006/main" xmlns:w14="http://schemas.microsoft.com/office/word/2010/wordml" xmlns:w15="http://schemas.microsoft.com/office/word/2012/wordml" xmlns:w16cei="http://schemas.microsoft.com/office/word/2026/wordml/cei" xmlns:w16cex="http://schemas.microsoft.com/office/word/2018/wordml/cex" xmlns:w16cid="http://schemas.microsoft.com/office/word/2016/wordml/cid" xmlns:w16="http://schemas.microsoft.com/office/word/2018/wordml" xmlns:w16du="http://schemas.microsoft.com/office/word/2023/wordml/word16du" xmlns:w16sdtdh="http://schemas.microsoft.com/office/word/2020/wordml/sdtdatahash" xmlns:w16sdtfl="http://schemas.microsoft.com/office/word/2024/wordml/sdtformatlock" xmlns:w16se="http://schemas.microsoft.com/office/word/2015/wordml/symex" xmlns:wpg="http://schemas.microsoft.com/office/word/2010/wordprocessingGroup" xmlns:wpi="http://schemas.microsoft.com/office/word/2010/wordprocessingInk" xmlns:wne="http://schemas.microsoft.com/office/word/2006/wordml" xmlns:wps="http://schemas.microsoft.com/office/word/2010/wordprocessingShape" mc:Ignorable="w14 w15 w16se w16cid w16 w16cex w16sdtdh w16sdtfl w16du wp14">
   <w:body>
     <w:p>
       <w:pPr>
@@ -502,6 +502,7 @@
           <w:b/>
           <w:bCs/>
         </w:rPr>
+        <w:lastRenderedPageBreak/>
         <w:t>1. Introduction</w:t>
       </w:r>
     </w:p>
@@ -800,6 +801,7 @@
         <w:rPr>
           <w:rFonts w:ascii="Times New Roman" w:hAnsi="Times New Roman" w:cs="Times New Roman"/>
         </w:rPr>
+        <w:lastRenderedPageBreak/>
         <w:t>My contribution differs from both. Where Bahaj and Reis study long-run infrastructure effects and Chupilkin et al. study Russia-specific bilateral trade, I study the aggregate financial market response in offshore RMB pricing</w:t>
       </w:r>
       <w:r>
@@ -1099,6 +1101,7 @@
           <w:b/>
           <w:bCs/>
         </w:rPr>
+        <w:lastRenderedPageBreak/>
         <w:t>3. Data</w:t>
       </w:r>
     </w:p>
@@ -1222,7 +1225,21 @@
           <w:rStyle w:val="HTMLCode"/>
           <w:rFonts w:ascii="Times New Roman" w:eastAsiaTheme="minorEastAsia" w:hAnsi="Times New Roman" w:cs="Times New Roman"/>
         </w:rPr>
-        <w:t>cny_cnh_spread_t = [(CNY_t - CNH_t) / CNH_t] × 10,000</w:t>
+        <w:t>cny_cnh_spread_t = [(CNY_t - CNH_t) / CNH_t] × 10</w:t>
+      </w:r>
+      <w:r>
+        <w:rPr>
+          <w:rStyle w:val="HTMLCode"/>
+          <w:rFonts w:ascii="Times New Roman" w:eastAsiaTheme="minorEastAsia" w:hAnsi="Times New Roman" w:cs="Times New Roman"/>
+        </w:rPr>
+        <w:t>,</w:t>
+      </w:r>
+      <w:r>
+        <w:rPr>
+          <w:rStyle w:val="HTMLCode"/>
+          <w:rFonts w:ascii="Times New Roman" w:eastAsiaTheme="minorEastAsia" w:hAnsi="Times New Roman" w:cs="Times New Roman"/>
+        </w:rPr>
+        <w:t>000</w:t>
       </w:r>
     </w:p>
     <w:p>
@@ -3613,6 +3630,7 @@
         <w:rPr>
           <w:rFonts w:ascii="Times New Roman" w:hAnsi="Times New Roman" w:cs="Times New Roman"/>
         </w:rPr>
+        <w:lastRenderedPageBreak/>
         <w:t>This model predicts today’s risk or market volatility (</w:t>
       </w:r>
       <w:r>
@@ -4259,6 +4277,7 @@
         <w:rPr>
           <w:rFonts w:ascii="Times New Roman" w:hAnsi="Times New Roman" w:cs="Times New Roman"/>
         </w:rPr>
+        <w:lastRenderedPageBreak/>
         <w:t>Both announcement dates (February 26 and March 12, 2022) fall on Saturdays. I shift both to the following Monday</w:t>
       </w:r>
       <w:r>
@@ -5549,7 +5568,19 @@
               <w:rPr>
                 <w:rFonts w:ascii="Times New Roman" w:hAnsi="Times New Roman" w:cs="Times New Roman"/>
               </w:rPr>
-              <w:t>0.005**</w:t>
+              <w:t>0.00</w:t>
+            </w:r>
+            <w:r>
+              <w:rPr>
+                <w:rFonts w:ascii="Times New Roman" w:hAnsi="Times New Roman" w:cs="Times New Roman"/>
+              </w:rPr>
+              <w:t>5</w:t>
+            </w:r>
+            <w:r>
+              <w:rPr>
+                <w:rFonts w:ascii="Times New Roman" w:hAnsi="Times New Roman" w:cs="Times New Roman"/>
+              </w:rPr>
+              <w:t>**</w:t>
             </w:r>
           </w:p>
         </w:tc>
@@ -5910,15 +5941,60 @@
       <w:pPr>
         <w:spacing w:after="0" w:line="240" w:lineRule="auto"/>
         <w:rPr>
-          <w:rFonts w:ascii="Times New Roman" w:hAnsi="Times New Roman" w:cs="Times New Roman"/>
-        </w:rPr>
-      </w:pPr>
-      <w:r>
-        <w:rPr>
           <w:rStyle w:val="Emphasis"/>
           <w:rFonts w:ascii="Times New Roman" w:hAnsi="Times New Roman" w:cs="Times New Roman"/>
         </w:rPr>
+      </w:pPr>
+      <w:r>
+        <w:rPr>
+          <w:rStyle w:val="Emphasis"/>
+          <w:rFonts w:ascii="Times New Roman" w:hAnsi="Times New Roman" w:cs="Times New Roman"/>
+        </w:rPr>
         <w:t>N = 1,454. Log-likelihood = −5,554.28. AIC = 11,130.6. BIC = 11,188.6.</w:t>
+      </w:r>
+    </w:p>
+    <w:p>
+      <w:pPr>
+        <w:spacing w:after="0" w:line="240" w:lineRule="auto"/>
+        <w:rPr>
+          <w:rStyle w:val="Emphasis"/>
+          <w:rFonts w:ascii="Times New Roman" w:hAnsi="Times New Roman" w:cs="Times New Roman"/>
+        </w:rPr>
+      </w:pPr>
+      <w:r>
+        <w:rPr>
+          <w:rStyle w:val="Emphasis"/>
+          <w:rFonts w:ascii="Times New Roman" w:hAnsi="Times New Roman" w:cs="Times New Roman"/>
+        </w:rPr>
+        <w:t>Adj. R-squared:</w:t>
+      </w:r>
+      <w:r>
+        <w:rPr>
+          <w:rStyle w:val="Emphasis"/>
+          <w:rFonts w:ascii="Times New Roman" w:hAnsi="Times New Roman" w:cs="Times New Roman"/>
+        </w:rPr>
+        <w:t xml:space="preserve"> </w:t>
+      </w:r>
+      <w:r>
+        <w:rPr>
+          <w:rStyle w:val="Emphasis"/>
+          <w:rFonts w:ascii="Times New Roman" w:hAnsi="Times New Roman" w:cs="Times New Roman"/>
+        </w:rPr>
+        <w:t>0.375</w:t>
+      </w:r>
+    </w:p>
+    <w:p>
+      <w:pPr>
+        <w:spacing w:after="0" w:line="240" w:lineRule="auto"/>
+        <w:rPr>
+          <w:rFonts w:ascii="Times New Roman" w:hAnsi="Times New Roman" w:cs="Times New Roman"/>
+        </w:rPr>
+      </w:pPr>
+      <w:r>
+        <w:rPr>
+          <w:rFonts w:ascii="Times New Roman" w:hAnsi="Times New Roman" w:cs="Times New Roman"/>
+        </w:rPr>
+        <w:t>*** p&lt;.01  ** p&lt;.05  * p&lt;.10</w:t>
       </w:r>
     </w:p>
     <w:p>
@@ -7259,7 +7335,7 @@
               <w:rPr>
                 <w:rFonts w:ascii="Times New Roman" w:hAnsi="Times New Roman" w:cs="Times New Roman"/>
               </w:rPr>
-              <w:t>—</w:t>
+              <w:t>X</w:t>
             </w:r>
           </w:p>
         </w:tc>
@@ -7369,7 +7445,7 @@
               <w:rPr>
                 <w:rFonts w:ascii="Times New Roman" w:hAnsi="Times New Roman" w:cs="Times New Roman"/>
               </w:rPr>
-              <w:t>—</w:t>
+              <w:t>X</w:t>
             </w:r>
           </w:p>
         </w:tc>
@@ -7437,49 +7513,49 @@
               <w:rPr>
                 <w:rFonts w:ascii="Times New Roman" w:hAnsi="Times New Roman" w:cs="Times New Roman"/>
               </w:rPr>
-              <w:t>—</w:t>
-            </w:r>
-          </w:p>
-        </w:tc>
-        <w:tc>
-          <w:tcPr>
-            <w:tcW w:w="0" w:type="auto"/>
-            <w:vAlign w:val="center"/>
-            <w:hideMark/>
-          </w:tcPr>
-          <w:p>
-            <w:pPr>
-              <w:spacing w:after="0" w:line="240" w:lineRule="auto"/>
-              <w:rPr>
-                <w:rFonts w:ascii="Times New Roman" w:hAnsi="Times New Roman" w:cs="Times New Roman"/>
-              </w:rPr>
-            </w:pPr>
-            <w:r>
-              <w:rPr>
-                <w:rFonts w:ascii="Times New Roman" w:hAnsi="Times New Roman" w:cs="Times New Roman"/>
-              </w:rPr>
-              <w:t>—</w:t>
-            </w:r>
-          </w:p>
-        </w:tc>
-        <w:tc>
-          <w:tcPr>
-            <w:tcW w:w="0" w:type="auto"/>
-            <w:vAlign w:val="center"/>
-            <w:hideMark/>
-          </w:tcPr>
-          <w:p>
-            <w:pPr>
-              <w:spacing w:after="0" w:line="240" w:lineRule="auto"/>
-              <w:rPr>
-                <w:rFonts w:ascii="Times New Roman" w:hAnsi="Times New Roman" w:cs="Times New Roman"/>
-              </w:rPr>
-            </w:pPr>
-            <w:r>
-              <w:rPr>
-                <w:rFonts w:ascii="Times New Roman" w:hAnsi="Times New Roman" w:cs="Times New Roman"/>
-              </w:rPr>
-              <w:t>—</w:t>
+              <w:t>X</w:t>
+            </w:r>
+          </w:p>
+        </w:tc>
+        <w:tc>
+          <w:tcPr>
+            <w:tcW w:w="0" w:type="auto"/>
+            <w:vAlign w:val="center"/>
+            <w:hideMark/>
+          </w:tcPr>
+          <w:p>
+            <w:pPr>
+              <w:spacing w:after="0" w:line="240" w:lineRule="auto"/>
+              <w:rPr>
+                <w:rFonts w:ascii="Times New Roman" w:hAnsi="Times New Roman" w:cs="Times New Roman"/>
+              </w:rPr>
+            </w:pPr>
+            <w:r>
+              <w:rPr>
+                <w:rFonts w:ascii="Times New Roman" w:hAnsi="Times New Roman" w:cs="Times New Roman"/>
+              </w:rPr>
+              <w:t>X</w:t>
+            </w:r>
+          </w:p>
+        </w:tc>
+        <w:tc>
+          <w:tcPr>
+            <w:tcW w:w="0" w:type="auto"/>
+            <w:vAlign w:val="center"/>
+            <w:hideMark/>
+          </w:tcPr>
+          <w:p>
+            <w:pPr>
+              <w:spacing w:after="0" w:line="240" w:lineRule="auto"/>
+              <w:rPr>
+                <w:rFonts w:ascii="Times New Roman" w:hAnsi="Times New Roman" w:cs="Times New Roman"/>
+              </w:rPr>
+            </w:pPr>
+            <w:r>
+              <w:rPr>
+                <w:rFonts w:ascii="Times New Roman" w:hAnsi="Times New Roman" w:cs="Times New Roman"/>
+              </w:rPr>
+              <w:t>X</w:t>
             </w:r>
           </w:p>
         </w:tc>
@@ -7603,7 +7679,7 @@
               <w:rPr>
                 <w:rFonts w:ascii="Times New Roman" w:hAnsi="Times New Roman" w:cs="Times New Roman"/>
               </w:rPr>
-              <w:t>—</w:t>
+              <w:t>X</w:t>
             </w:r>
           </w:p>
         </w:tc>
@@ -7613,15 +7689,60 @@
       <w:pPr>
         <w:spacing w:after="0" w:line="240" w:lineRule="auto"/>
         <w:rPr>
-          <w:rFonts w:ascii="Times New Roman" w:hAnsi="Times New Roman" w:cs="Times New Roman"/>
-        </w:rPr>
-      </w:pPr>
-      <w:r>
-        <w:rPr>
           <w:rStyle w:val="Emphasis"/>
           <w:rFonts w:ascii="Times New Roman" w:hAnsi="Times New Roman" w:cs="Times New Roman"/>
         </w:rPr>
+      </w:pPr>
+      <w:r>
+        <w:rPr>
+          <w:rStyle w:val="Emphasis"/>
+          <w:rFonts w:ascii="Times New Roman" w:hAnsi="Times New Roman" w:cs="Times New Roman"/>
+        </w:rPr>
         <w:t>N = 1,454. Log-likelihood = −4,009.86. AIC = 8,041.71. BIC = 8,099.81.</w:t>
+      </w:r>
+    </w:p>
+    <w:p>
+      <w:pPr>
+        <w:spacing w:after="0" w:line="240" w:lineRule="auto"/>
+        <w:rPr>
+          <w:rStyle w:val="Emphasis"/>
+          <w:rFonts w:ascii="Times New Roman" w:hAnsi="Times New Roman" w:cs="Times New Roman"/>
+        </w:rPr>
+      </w:pPr>
+      <w:r>
+        <w:rPr>
+          <w:rStyle w:val="Emphasis"/>
+          <w:rFonts w:ascii="Times New Roman" w:hAnsi="Times New Roman" w:cs="Times New Roman"/>
+        </w:rPr>
+        <w:t>Adj. R-squared</w:t>
+      </w:r>
+      <w:r>
+        <w:rPr>
+          <w:rStyle w:val="Emphasis"/>
+          <w:rFonts w:ascii="Times New Roman" w:hAnsi="Times New Roman" w:cs="Times New Roman"/>
+        </w:rPr>
+        <w:t xml:space="preserve">: </w:t>
+      </w:r>
+      <w:r>
+        <w:rPr>
+          <w:rStyle w:val="Emphasis"/>
+          <w:rFonts w:ascii="Times New Roman" w:hAnsi="Times New Roman" w:cs="Times New Roman"/>
+        </w:rPr>
+        <w:t>0.184</w:t>
+      </w:r>
+    </w:p>
+    <w:p>
+      <w:pPr>
+        <w:spacing w:after="0" w:line="240" w:lineRule="auto"/>
+        <w:rPr>
+          <w:rFonts w:ascii="Times New Roman" w:hAnsi="Times New Roman" w:cs="Times New Roman"/>
+        </w:rPr>
+      </w:pPr>
+      <w:r>
+        <w:rPr>
+          <w:rFonts w:ascii="Times New Roman" w:hAnsi="Times New Roman" w:cs="Times New Roman"/>
+        </w:rPr>
+        <w:t>*** p&lt;.01  ** p&lt;.05  * p&lt;.10</w:t>
       </w:r>
     </w:p>
     <w:p>
@@ -7829,6 +7950,7 @@
         <w:rPr>
           <w:rFonts w:ascii="Times New Roman" w:hAnsi="Times New Roman" w:cs="Times New Roman"/>
         </w:rPr>
+        <w:lastRenderedPageBreak/>
         <w:t>The effect is small in absolute basis point terms (1.80 bps combined) but statistically unambiguous and economically meaningful given the near-unit-root persistence</w:t>
       </w:r>
       <w:r>
@@ -8331,7 +8453,14 @@
         <w:rPr>
           <w:rFonts w:ascii="Times New Roman" w:hAnsi="Times New Roman" w:cs="Times New Roman"/>
         </w:rPr>
-        <w:t>shows a robust and permanent sanctions effect that survives all controls. The announcement and implementation of the Russia sanctions each generated a statistically significant permanent compression of the offshore-onshore RMB interbank rate differential, with dollar dynamics playing no role. This indicates that global institutions adjusted their offshore RMB liquidity exposures in response to the demonstration of dollar weaponization, specifically in the interbank funding market where such adjustments would first appear.</w:t>
+        <w:t xml:space="preserve">shows a robust and permanent sanctions effect that survives all controls. The announcement and implementation of the Russia sanctions each generated a statistically significant permanent compression of the offshore-onshore RMB interbank rate differential, with dollar dynamics playing no role. This indicates that global institutions adjusted their offshore RMB liquidity exposures in response to the demonstration of </w:t>
+      </w:r>
+      <w:r>
+        <w:rPr>
+          <w:rFonts w:ascii="Times New Roman" w:hAnsi="Times New Roman" w:cs="Times New Roman"/>
+        </w:rPr>
+        <w:lastRenderedPageBreak/>
+        <w:t>dollar weaponization, specifically in the interbank funding market where such adjustments would first appear.</w:t>
       </w:r>
     </w:p>
     <w:p>
@@ -8852,7 +8981,7 @@
 </file>
 
 <file path=word/numbering.xml><?xml version="1.0" encoding="utf-8"?>
-<w:numbering xmlns:wpc="http://schemas.microsoft.com/office/word/2010/wordprocessingCanvas" xmlns:cx="http://schemas.microsoft.com/office/drawing/2014/chartex" xmlns:cx1="http://schemas.microsoft.com/office/drawing/2015/9/8/chartex" xmlns:cx2="http://schemas.microsoft.com/office/drawing/2015/10/21/chartex" xmlns:cx3="http://schemas.microsoft.com/office/drawing/2016/5/9/chartex" xmlns:cx4="http://schemas.microsoft.com/office/drawing/2016/5/10/chartex" xmlns:cx5="http://schemas.microsoft.com/office/drawing/2016/5/11/chartex" xmlns:cx6="http://schemas.microsoft.com/office/drawing/2016/5/12/chartex" xmlns:cx7="http://schemas.microsoft.com/office/drawing/2016/5/13/chartex" xmlns:cx8="http://schemas.microsoft.com/office/drawing/2016/5/14/chartex" xmlns:mc="http://schemas.openxmlformats.org/markup-compatibility/2006" xmlns:aink="http://schemas.microsoft.com/office/drawing/2016/ink" xmlns:am3d="http://schemas.microsoft.com/office/drawing/2017/model3d" xmlns:o="urn:schemas-microsoft-com:office:office" xmlns:oel="http://schemas.microsoft.com/office/2019/extlst" xmlns:r="http://schemas.openxmlformats.org/officeDocument/2006/relationships" xmlns:m="http://schemas.openxmlformats.org/officeDocument/2006/math" xmlns:v="urn:schemas-microsoft-com:vml" xmlns:wp14="http://schemas.microsoft.com/office/word/2010/wordprocessingDrawing" xmlns:wp="http://schemas.openxmlformats.org/drawingml/2006/wordprocessingDrawing" xmlns:w10="urn:schemas-microsoft-com:office:word" xmlns:w="http://schemas.openxmlformats.org/wordprocessingml/2006/main" xmlns:w14="http://schemas.microsoft.com/office/word/2010/wordml" xmlns:w15="http://schemas.microsoft.com/office/word/2012/wordml" xmlns:w16cex="http://schemas.microsoft.com/office/word/2018/wordml/cex" xmlns:w16cid="http://schemas.microsoft.com/office/word/2016/wordml/cid" xmlns:w16="http://schemas.microsoft.com/office/word/2018/wordml" xmlns:w16du="http://schemas.microsoft.com/office/word/2023/wordml/word16du" xmlns:w16sdtdh="http://schemas.microsoft.com/office/word/2020/wordml/sdtdatahash" xmlns:w16sdtfl="http://schemas.microsoft.com/office/word/2024/wordml/sdtformatlock" xmlns:w16se="http://schemas.microsoft.com/office/word/2015/wordml/symex" xmlns:wpg="http://schemas.microsoft.com/office/word/2010/wordprocessingGroup" xmlns:wpi="http://schemas.microsoft.com/office/word/2010/wordprocessingInk" xmlns:wne="http://schemas.microsoft.com/office/word/2006/wordml" xmlns:wps="http://schemas.microsoft.com/office/word/2010/wordprocessingShape" mc:Ignorable="w14 w15 w16se w16cid w16 w16cex w16sdtdh w16sdtfl w16du wp14">
+<w:numbering xmlns:wpc="http://schemas.microsoft.com/office/word/2010/wordprocessingCanvas" xmlns:cx="http://schemas.microsoft.com/office/drawing/2014/chartex" xmlns:cx1="http://schemas.microsoft.com/office/drawing/2015/9/8/chartex" xmlns:cx2="http://schemas.microsoft.com/office/drawing/2015/10/21/chartex" xmlns:cx3="http://schemas.microsoft.com/office/drawing/2016/5/9/chartex" xmlns:cx4="http://schemas.microsoft.com/office/drawing/2016/5/10/chartex" xmlns:cx5="http://schemas.microsoft.com/office/drawing/2016/5/11/chartex" xmlns:cx6="http://schemas.microsoft.com/office/drawing/2016/5/12/chartex" xmlns:cx7="http://schemas.microsoft.com/office/drawing/2016/5/13/chartex" xmlns:cx8="http://schemas.microsoft.com/office/drawing/2016/5/14/chartex" xmlns:mc="http://schemas.openxmlformats.org/markup-compatibility/2006" xmlns:aink="http://schemas.microsoft.com/office/drawing/2016/ink" xmlns:am3d="http://schemas.microsoft.com/office/drawing/2017/model3d" xmlns:o="urn:schemas-microsoft-com:office:office" xmlns:oel="http://schemas.microsoft.com/office/2019/extlst" xmlns:r="http://schemas.openxmlformats.org/officeDocument/2006/relationships" xmlns:m="http://schemas.openxmlformats.org/officeDocument/2006/math" xmlns:v="urn:schemas-microsoft-com:vml" xmlns:wp14="http://schemas.microsoft.com/office/word/2010/wordprocessingDrawing" xmlns:wp="http://schemas.openxmlformats.org/drawingml/2006/wordprocessingDrawing" xmlns:w10="urn:schemas-microsoft-com:office:word" xmlns:w="http://schemas.openxmlformats.org/wordprocessingml/2006/main" xmlns:w14="http://schemas.microsoft.com/office/word/2010/wordml" xmlns:w15="http://schemas.microsoft.com/office/word/2012/wordml" xmlns:w16cei="http://schemas.microsoft.com/office/word/2026/wordml/cei" xmlns:w16cex="http://schemas.microsoft.com/office/word/2018/wordml/cex" xmlns:w16cid="http://schemas.microsoft.com/office/word/2016/wordml/cid" xmlns:w16="http://schemas.microsoft.com/office/word/2018/wordml" xmlns:w16du="http://schemas.microsoft.com/office/word/2023/wordml/word16du" xmlns:w16sdtdh="http://schemas.microsoft.com/office/word/2020/wordml/sdtdatahash" xmlns:w16sdtfl="http://schemas.microsoft.com/office/word/2024/wordml/sdtformatlock" xmlns:w16se="http://schemas.microsoft.com/office/word/2015/wordml/symex" xmlns:wpg="http://schemas.microsoft.com/office/word/2010/wordprocessingGroup" xmlns:wpi="http://schemas.microsoft.com/office/word/2010/wordprocessingInk" xmlns:wne="http://schemas.microsoft.com/office/word/2006/wordml" xmlns:wps="http://schemas.microsoft.com/office/word/2010/wordprocessingShape" mc:Ignorable="w14 w15 w16se w16cid w16 w16cex w16sdtdh w16sdtfl w16du wp14">
   <w:abstractNum w:abstractNumId="0" w15:restartNumberingAfterBreak="0">
     <w:nsid w:val="007F10BB"/>
     <w:multiLevelType w:val="hybridMultilevel"/>
